--- a/Dokumentáció/PénzKút_dokumentacio_CsakiBalazs_ZsigoRobert.docx
+++ b/Dokumentáció/PénzKút_dokumentacio_CsakiBalazs_ZsigoRobert.docx
@@ -2831,7 +2831,23 @@
           <w:noProof/>
           <w:color w:val="000000" w:themeColor="text1"/>
         </w:rPr>
-        <w:t xml:space="preserve"> – segítenek nekik objektíven látni a saját teljesítményüket. A StockMaster tehát mindenkinek szól, aki a tőzsdézést nem szerencsejátéknak, hanem egy</w:t>
+        <w:t xml:space="preserve"> – segítenek nekik objektíven látni a saját teljesítményüket. A </w:t>
+      </w:r>
+      <w:r>
+        <w:rPr>
+          <w:rFonts w:eastAsia="Times New Roman"/>
+          <w:noProof/>
+          <w:color w:val="000000" w:themeColor="text1"/>
+        </w:rPr>
+        <w:t>PénzKút</w:t>
+      </w:r>
+      <w:r>
+        <w:rPr>
+          <w:rFonts w:eastAsia="Times New Roman"/>
+          <w:noProof/>
+          <w:color w:val="000000" w:themeColor="text1"/>
+        </w:rPr>
+        <w:t xml:space="preserve"> tehát mindenkinek szól, aki a tőzsdézést nem szerencsejátéknak, hanem egy</w:t>
       </w:r>
       <w:r>
         <w:rPr>
